--- a/text/part1/02HazeENAI.docx
+++ b/text/part1/02HazeENAI.docx
@@ -185,7 +185,16 @@
     </w:p>
     <w:p>
       <w:r>
-        <w:t>The weather, as often happens in the mountains, had shifted abruptly. The sun had vanished behind a layer of low, dense cloud, and a fresh, distinctly cool wind had picked up. The change did nothing to dampen my mood. On the contrary—breathing in the crisp mountain air, I felt alert, energized.</w:t>
+        <w:t xml:space="preserve">The weather, as often happens in the mountains, had shifted abruptly. The sun had vanished behind a layer of low, dense cloud, and a </w:t>
+      </w:r>
+      <w:r>
+        <w:rPr>
+          <w:lang w:val="en-US"/>
+        </w:rPr>
+        <w:t xml:space="preserve">fresh, </w:t>
+      </w:r>
+      <w:r>
+        <w:t>distinctly wind had picked up. The change did nothing to dampen my mood. On the contrary—breathing in the crisp mountain air, I felt alert, energized.</w:t>
       </w:r>
     </w:p>
     <w:p>
@@ -281,7 +290,28 @@
     </w:p>
     <w:p>
       <w:r>
-        <w:t>Also formed from formin, it replicated the attire of local shepherds, farmers, or handlers: loose linen shirt and trousers, a leather vest, belt, and boots, along with the traditional shepherd’s hat—its soft, drooping brim shading the face not only from the sun, but from unwanted attention.</w:t>
+        <w:t xml:space="preserve">Also formed from formin, it replicated the attire of local shepherds, farmers, or handlers: loose linen shirt and trousers, a leather </w:t>
+      </w:r>
+      <w:r>
+        <w:rPr>
+          <w:lang w:val="en-US"/>
+        </w:rPr>
+        <w:t>jacket</w:t>
+      </w:r>
+      <w:r>
+        <w:t xml:space="preserve">, belt, and boots, along with the traditional shepherd’s hat—its soft, drooping brim </w:t>
+      </w:r>
+      <w:r>
+        <w:t>protecting</w:t>
+      </w:r>
+      <w:r>
+        <w:t xml:space="preserve"> not only from the sun</w:t>
+      </w:r>
+      <w:r>
+        <w:t xml:space="preserve"> and wind</w:t>
+      </w:r>
+      <w:r>
+        <w:t>, but from unwanted attention.</w:t>
       </w:r>
     </w:p>
     <w:p>
@@ -296,7 +326,16 @@
     </w:p>
     <w:p>
       <w:r>
-        <w:t>Adjusting my practical hat and settling my pack more comfortably on my shoulders, I took another deep, satisfied breath of the cool, sweet mountain air.</w:t>
+        <w:t xml:space="preserve">Adjusting my practical hat and settling my pack more comfortably on my shoulders, I took another deep, satisfied breath of the </w:t>
+      </w:r>
+      <w:r>
+        <w:rPr>
+          <w:lang w:val="en-US"/>
+        </w:rPr>
+        <w:t>cold</w:t>
+      </w:r>
+      <w:r>
+        <w:t>, sweet mountain air.</w:t>
       </w:r>
     </w:p>
     <w:p>
@@ -514,7 +553,7 @@
     <w:p>
       <w:r>
         <w:pict w14:anchorId="3833F045">
-          <v:rect id="_x0000_i1037" style="width:0;height:1.5pt" o:hralign="center" o:hrstd="t" o:hr="t" fillcolor="#a0a0a0" stroked="f"/>
+          <v:rect id="_x0000_i1025" style="width:0;height:1.5pt" o:hralign="center" o:hrstd="t" o:hr="t" fillcolor="#a0a0a0" stroked="f"/>
         </w:pict>
       </w:r>
     </w:p>
@@ -567,7 +606,7 @@
     <w:p>
       <w:r>
         <w:pict w14:anchorId="3B954CE6">
-          <v:rect id="_x0000_i1038" style="width:0;height:1.5pt" o:hralign="center" o:hrstd="t" o:hr="t" fillcolor="#a0a0a0" stroked="f"/>
+          <v:rect id="_x0000_i1026" style="width:0;height:1.5pt" o:hralign="center" o:hrstd="t" o:hr="t" fillcolor="#a0a0a0" stroked="f"/>
         </w:pict>
       </w:r>
     </w:p>
@@ -583,15 +622,7 @@
     <w:p>
       <w:r>
         <w:lastRenderedPageBreak/>
-        <w:t xml:space="preserve">Not only had I gained ten points in piking in under an hour—apparently, </w:t>
-      </w:r>
-      <w:proofErr w:type="gramStart"/>
-      <w:r>
-        <w:t>the NA had</w:t>
-      </w:r>
-      <w:proofErr w:type="gramEnd"/>
-      <w:r>
-        <w:t xml:space="preserve"> generously awarded me a full fifteen points in piloting for saddling the dragon.</w:t>
+        <w:t>Not only had I gained ten points in piking in under an hour—apparently, the NA had generously awarded me a full fifteen points in piloting for saddling the dragon.</w:t>
       </w:r>
     </w:p>
     <w:p>
@@ -1714,6 +1745,7 @@
   <w:style w:type="character" w:default="1" w:styleId="DefaultParagraphFont">
     <w:name w:val="Default Paragraph Font"/>
     <w:uiPriority w:val="1"/>
+    <w:semiHidden/>
     <w:unhideWhenUsed/>
   </w:style>
   <w:style w:type="table" w:default="1" w:styleId="TableNormal">
